--- a/klagomål/A 50182-2025 FSC-klagomål.docx
+++ b/klagomål/A 50182-2025 FSC-klagomål.docx
@@ -911,7 +911,7 @@
     <w:r>
       <w:tab/>
       <w:tab/>
-      <w:t>2026-09-14</w:t>
+      <w:t>2026-09-15</w:t>
       <w:br/>
       <w:br/>
     </w:r>

--- a/klagomål/A 50182-2025 FSC-klagomål.docx
+++ b/klagomål/A 50182-2025 FSC-klagomål.docx
@@ -911,7 +911,7 @@
     <w:r>
       <w:tab/>
       <w:tab/>
-      <w:t>2026-09-15</w:t>
+      <w:t>2026-09-16</w:t>
       <w:br/>
       <w:br/>
     </w:r>

--- a/klagomål/A 50182-2025 FSC-klagomål.docx
+++ b/klagomål/A 50182-2025 FSC-klagomål.docx
@@ -911,7 +911,7 @@
     <w:r>
       <w:tab/>
       <w:tab/>
-      <w:t>2026-09-16</w:t>
+      <w:t>2026-09-17</w:t>
       <w:br/>
       <w:br/>
     </w:r>

--- a/klagomål/A 50182-2025 FSC-klagomål.docx
+++ b/klagomål/A 50182-2025 FSC-klagomål.docx
@@ -911,7 +911,7 @@
     <w:r>
       <w:tab/>
       <w:tab/>
-      <w:t>2026-09-17</w:t>
+      <w:t>2026-09-18</w:t>
       <w:br/>
       <w:br/>
     </w:r>

--- a/klagomål/A 50182-2025 FSC-klagomål.docx
+++ b/klagomål/A 50182-2025 FSC-klagomål.docx
@@ -911,7 +911,7 @@
     <w:r>
       <w:tab/>
       <w:tab/>
-      <w:t>2026-09-18</w:t>
+      <w:t>2026-09-19</w:t>
       <w:br/>
       <w:br/>
     </w:r>

--- a/klagomål/A 50182-2025 FSC-klagomål.docx
+++ b/klagomål/A 50182-2025 FSC-klagomål.docx
@@ -911,7 +911,7 @@
     <w:r>
       <w:tab/>
       <w:tab/>
-      <w:t>2026-09-19</w:t>
+      <w:t>2026-09-21</w:t>
       <w:br/>
       <w:br/>
     </w:r>

--- a/klagomål/A 50182-2025 FSC-klagomål.docx
+++ b/klagomål/A 50182-2025 FSC-klagomål.docx
@@ -911,7 +911,7 @@
     <w:r>
       <w:tab/>
       <w:tab/>
-      <w:t>2026-09-21</w:t>
+      <w:t>2026-09-23</w:t>
       <w:br/>
       <w:br/>
     </w:r>

--- a/klagomål/A 50182-2025 FSC-klagomål.docx
+++ b/klagomål/A 50182-2025 FSC-klagomål.docx
@@ -911,7 +911,7 @@
     <w:r>
       <w:tab/>
       <w:tab/>
-      <w:t>2026-09-23</w:t>
+      <w:t>2026-09-24</w:t>
       <w:br/>
       <w:br/>
     </w:r>

--- a/klagomål/A 50182-2025 FSC-klagomål.docx
+++ b/klagomål/A 50182-2025 FSC-klagomål.docx
@@ -911,7 +911,7 @@
     <w:r>
       <w:tab/>
       <w:tab/>
-      <w:t>2026-09-24</w:t>
+      <w:t>2026-09-25</w:t>
       <w:br/>
       <w:br/>
     </w:r>

--- a/klagomål/A 50182-2025 FSC-klagomål.docx
+++ b/klagomål/A 50182-2025 FSC-klagomål.docx
@@ -911,7 +911,7 @@
     <w:r>
       <w:tab/>
       <w:tab/>
-      <w:t>2026-09-25</w:t>
+      <w:t>2026-09-26</w:t>
       <w:br/>
       <w:br/>
     </w:r>

--- a/klagomål/A 50182-2025 FSC-klagomål.docx
+++ b/klagomål/A 50182-2025 FSC-klagomål.docx
@@ -216,12 +216,12 @@
         <w:spacing w:after="240"/>
       </w:pPr>
       <w:r>
-        <w:t>Figur 1. Fyndplatser för naturvårdsarter i avverkningsanmälan. Markörer utan svart kant är placerade på fyndplatsen. Markörer med svart kant är placerade vid sidan av fyndplatsen och har ett svart streck som visar fyndplatsens exakta position. Kartans mittpunktskoordinat är N 6961891, E 421636 i SWEREF 99 TM.</w:t>
+        <w:t>Figur 1. Fyndplatser för naturvårdsarter i och inom 17 meter från avverkningsanmälan. Markörer utan svart kant är placerade på fyndplatsen. Markörer med svart kant är placerade vid sidan av fyndplatsen och har ett svart streck som visar fyndplatsens exakta position. Kartans mittpunktskoordinat är N 6961891, E 421636 i SWEREF 99 TM.</w:t>
       </w:r>
     </w:p>
     <w:p>
       <w:r>
-        <w:t>I avverkningsanmälan finns fynd av 1 naturvårdsarter, varav 1 är rödlistad, 1 är fridlyst och 1 är typisk (T): tretåig hackspett (NT, T, §4). Se Figur 1.</w:t>
+        <w:t>I och inom 17 meter från avverkningsanmälan finns fynd av 12 naturvårdsarter, varav 11 är rödlistade, 2 är fridlysta, 9 är typiska (T) och 1 är signalart (S): garnlav (VU, T), blanksvart spiklav (NT), blågrå svartspik (NT), dvärgbägarlav (NT, T), lavskrika (NT, T, §4), rosenticka (NT, T), talltagel (NT, T), tretåig hackspett (NT, T, §4), ullticka (NT, T), vedflamlav (NT), vedskivlav (NT, T) och norrlandslav (S, T). Se Figur 1.</w:t>
       </w:r>
     </w:p>
     <w:p>
@@ -252,6 +252,146 @@
         <w:rPr>
           <w:b/>
         </w:rPr>
+        <w:t>Garnlav (VU)</w:t>
+      </w:r>
+      <w:r>
+        <w:t xml:space="preserve"> är en utpräglad barrskogsart som ibland kan drapera träden i norrländska grannaturskogar med hög luftfuktighet. Den förekommer även i talldominerade bestånd där den, förutom i trädens grenverk, påträffas hängande över ojämnheter i tallbarken. Arten har minskat starkt i södra och mellersta Sverige och den minskar även i sitt nordliga utbredningsområde. Minskningstakten uppgår till 30 (20–50) % inom 50 år och överstiger gränsvärdet för Sårbar (VU). Orsaken till tillbakagången beror främst på slutavverkningar av naturskogsartade skogar. Bestånd med riklig förekomst bör regelmässigt sparas, vilket även gynnar flera andra sällsynta och rödlistade arter. Garnlav är värdväxt för den mycket sällsynta och akut hotade fjärilen barrskogslavfly (CR) som hör hemma i boreala barrskogar med riklig förekomst av värdväxten. Tidigare kunde arten konstateras årligen på flera platser vid Dala-Floda i Dalarna innan lokalerna kalavverkades. Senaste fyndet i landet av barrskogslavfly är från år 2000 då den påträffades vid Högberget i Sollefteå kommun. Garnlav är typisk art för </w:t>
+      </w:r>
+      <w:r>
+        <w:rPr>
+          <w:i/>
+        </w:rPr>
+        <w:t xml:space="preserve">9010 Taiga </w:t>
+      </w:r>
+      <w:r>
+        <w:t>och</w:t>
+      </w:r>
+      <w:r>
+        <w:rPr>
+          <w:i/>
+        </w:rPr>
+        <w:t xml:space="preserve"> 9070 Trädklädd betesmark</w:t>
+      </w:r>
+      <w:r>
+        <w:t xml:space="preserve"> (SLU Artdatabanken, 2026).</w:t>
+      </w:r>
+    </w:p>
+    <w:p>
+      <w:r>
+        <w:rPr>
+          <w:b/>
+        </w:rPr>
+        <w:t>Blanksvart spiklav (NT)</w:t>
+      </w:r>
+      <w:r>
+        <w:t xml:space="preserve"> förekommer på torr, hård, gammal kärnved men även på äldre ytved av tall i naturskogsartade bestånd med begränsad brandpåverkan och ostörd hydrologi. Skogsbruksåtgärder på eller i närheten av lokaler med blanksvart spiklav utgör ett hot. Naturskogsartade öppna tall- och barrblandskogar med blanksvart spiklav indikerar höga biologiska värden och bör bevaras (SLU Artdatabanken, 2024).</w:t>
+      </w:r>
+    </w:p>
+    <w:p>
+      <w:r>
+        <w:rPr>
+          <w:b/>
+        </w:rPr>
+        <w:t>Blågrå svartspik (NT)</w:t>
+      </w:r>
+      <w:r>
+        <w:t xml:space="preserve"> växer på torr, hård ved av gamla, solbelysta torrakor, högstubbar av tall och grova döda grenar på levande tallar i öppna bestånd av naturskogskaraktär. Nästan alltid rör det sig om tjärrika torrträd och högstubbar (töreved, keloträd) som kan vara en bra bit över hundra år, i vissa fall sannolikt hundratals år gamla. Skogsbruk är idag det allvarligaste hotet. Ett långsiktigt hot är att nybildningen av gamla torrakor och högstubbar är en långsam process vilken ofta är beroende av skogsbrand. Nytt substrat bildas numera sannolikt nästan inte alls då antalet naturliga skogsbränder har minskat drastiskt på grund av effektivare brandbekämpning. Döda träd som lämnas efter avverkning är inte lämpliga för arten, eftersom dessa träd inte varit utsatta för skogsbrand och bildat tjärrik ved. Skogsbruksåtgärder på eller i närheten av växtplatserna bör undvikas. Naturskogsartade skogar med förekomst av arten indikerar höga biologiska värden och bör bevaras. Blågrå svartspik har en mycket begränsad utbredning utanför de nordiska länderna varför dessa länder har ett speciellt ansvar för arten (SLU Artdatabanken, 2024).</w:t>
+      </w:r>
+    </w:p>
+    <w:p>
+      <w:r>
+        <w:rPr>
+          <w:b/>
+        </w:rPr>
+        <w:t>Dvärgbägarlav (NT)</w:t>
+      </w:r>
+      <w:r>
+        <w:t xml:space="preserve"> förekommer över hela Sverige på gammal hård ved, huvudsakligen på tall men i södra Sverige även på ek. Veden utgörs framförallt av grova stubbar, lågor och grenar. Substratet har blivit sällsyntare och nybildning av substrat sker bara i begränsad omfattning. Arten hotas av att grova lågor blir allt sällsyntare i dagens kulturskogar samt att nybildningen av lämpliga substrat går mycket långsamt. En riklig tillgång på gamla tall- eller eklågor måste säkerställas på artens lokaler. Dvärgbägarlav är typisk art för </w:t>
+      </w:r>
+      <w:r>
+        <w:rPr>
+          <w:i/>
+        </w:rPr>
+        <w:t>9010 Taiga</w:t>
+      </w:r>
+      <w:r>
+        <w:t xml:space="preserve"> (SLU Artdatabanken, 2024; Nitare &amp; Skogsstyrelsen, 2019).</w:t>
+      </w:r>
+    </w:p>
+    <w:p>
+      <w:r>
+        <w:rPr>
+          <w:b/>
+        </w:rPr>
+        <w:t>Lavskrika (NT, §4)</w:t>
+      </w:r>
+      <w:r>
+        <w:t xml:space="preserve"> är rödlistad som nära hotad och fridlyst enligt 4§ artskyddsförordningen. Den har minskat med 20 (10–30) % under de senaste 15 åren och minskningstakten bedöms vara nära gränsvärdet för sårbar (VU). Lavskrikan är en mycket stationär fågel, som häckar i äldre, slutna och hänglavsrika barrskogar. Nyckelfaktorer är flerskiktad skog med rik undervegetation samt riklig förekomst av hänglavar. Reviren är livslånga med hemområden som varierar mellan 50 och 150 ha. Inom ett revir av hög kvalitet finns det som regel ett eller flera kärnområden (1–20 ha) med relativt tät flerskiktad granskog. Arten missgynnas när flerskiktad skog omförs till enskiktade bestånd och även röjning och hård gallring är starkt negativt. Lavskrikan har relativt stora hemområden och försvinner när den äldre skogen fragmenteras, särskilt allvarligt är när kärnområdena avverkas. Den försvinner successivt framför allt vid dess utbredningsgränser och populationen har minskat kontinuerligt under 2000-talet. Lavskrika är typisk art för </w:t>
+      </w:r>
+      <w:r>
+        <w:rPr>
+          <w:i/>
+        </w:rPr>
+        <w:t>9010 Taiga</w:t>
+      </w:r>
+      <w:r>
+        <w:t xml:space="preserve"> (SLU Artdatabanken, 2026; Skogsstyrelsen 2016).</w:t>
+      </w:r>
+    </w:p>
+    <w:p>
+      <w:r>
+        <w:rPr>
+          <w:b/>
+        </w:rPr>
+        <w:t>Rosenticka (NT)</w:t>
+      </w:r>
+      <w:r>
+        <w:t xml:space="preserve">, rödlistad som nära hotad, ingår i en karaktäristisk association av vedsvampar som växer på gamla, grova granlågor i urskogsartade barrskogar. Den är placerad i toppen av Skogsstyrelsens värdepyramid för bedömning av skog med höga naturvärden och indikerar ett granskogsekosystem med långvarig kontinuitet av grova lågor. Artens beroende av grova granlågor innebär att alla skogsskötselåtgärder på eller i omedelbar närhet av lokalerna utgör ett hot på lång sikt. Det är angeläget att populationerna inte ytterligare glesas ut och ett tillräckligt antal områden där arten nu finns måste sparas för framtiden. Rosenticka är typisk art för </w:t>
+      </w:r>
+      <w:r>
+        <w:rPr>
+          <w:i/>
+        </w:rPr>
+        <w:t xml:space="preserve">9010 Taiga </w:t>
+      </w:r>
+      <w:r>
+        <w:t xml:space="preserve">och </w:t>
+      </w:r>
+      <w:r>
+        <w:rPr>
+          <w:i/>
+        </w:rPr>
+        <w:t>9050 Näringsrik granskog</w:t>
+      </w:r>
+      <w:r>
+        <w:t xml:space="preserve"> (Nitare &amp; Skogsstyrelsen, 2019; SLU Artdatabanken, 2024).</w:t>
+      </w:r>
+    </w:p>
+    <w:p>
+      <w:r>
+        <w:rPr>
+          <w:b/>
+        </w:rPr>
+        <w:t>Talltagel (NT)</w:t>
+      </w:r>
+      <w:r>
+        <w:t xml:space="preserve"> är en boreal art som förekommer på tall i äldre, öppna tallskogar. Den påverkas negativt av brist på kontinuitetsskog och minskningstakten bedöms vara nära gränsvärdet för Sårbar (VU). Talltagel är typisk art för </w:t>
+      </w:r>
+      <w:r>
+        <w:rPr>
+          <w:i/>
+        </w:rPr>
+        <w:t>9010 Taiga</w:t>
+      </w:r>
+      <w:r>
+        <w:t xml:space="preserve"> (SLU Artdatabanken, 2026).</w:t>
+      </w:r>
+    </w:p>
+    <w:p>
+      <w:r>
+        <w:rPr>
+          <w:b/>
+        </w:rPr>
         <w:t>Tretåig hackspett (NT, §4)</w:t>
       </w:r>
       <w:r>
@@ -274,6 +414,131 @@
       </w:r>
       <w:r>
         <w:t xml:space="preserve"> (Skogsstyrelsen, 2016; SLU Artdatabanken, 2024).</w:t>
+      </w:r>
+    </w:p>
+    <w:p>
+      <w:r>
+        <w:rPr>
+          <w:b/>
+        </w:rPr>
+        <w:t>Ullticka (NT)</w:t>
+      </w:r>
+      <w:r>
+        <w:t xml:space="preserve"> är knuten till restbestånd av barrnaturskog och förekommer med ett tydligt optimum i orörda eller måttligt påverkade gamla granskogar där det föreligger viss kontinuitet av grov död ved. Ullticka är en bra signalart inom hela sitt utbredningsområde och i södra Sverige är den sällsynt och en god signalart för skyddsvärda granskogsmiljöer. Den hotas av avverkning och fragmentering av naturskog och äldre granskog med lång trädkontinuitet. På ullticka kan ibland ulltickeporing (VU) påträffas - det är en sällsynt ticka som nyligen delats upp i de tre olika arterna ulltickeporing </w:t>
+      </w:r>
+      <w:r>
+        <w:rPr>
+          <w:i/>
+        </w:rPr>
+        <w:t xml:space="preserve">Skeletocutis brevispora </w:t>
+      </w:r>
+      <w:r>
+        <w:t>(VU)</w:t>
+      </w:r>
+      <w:r>
+        <w:rPr>
+          <w:i/>
+        </w:rPr>
+        <w:t>, Skeletocutis delicata</w:t>
+      </w:r>
+      <w:r>
+        <w:t xml:space="preserve"> (VU)</w:t>
+      </w:r>
+      <w:r>
+        <w:rPr>
+          <w:i/>
+        </w:rPr>
+        <w:t xml:space="preserve"> och Skeletocutis exilis</w:t>
+      </w:r>
+      <w:r>
+        <w:t xml:space="preserve"> (NT). Ullticka är typisk art för </w:t>
+      </w:r>
+      <w:r>
+        <w:rPr>
+          <w:i/>
+        </w:rPr>
+        <w:t xml:space="preserve">9010 Taiga, 9050 Näringsrik granskog </w:t>
+      </w:r>
+      <w:r>
+        <w:t xml:space="preserve">och </w:t>
+      </w:r>
+      <w:r>
+        <w:rPr>
+          <w:i/>
+        </w:rPr>
+        <w:t>9030 Landhöjningsskog</w:t>
+      </w:r>
+      <w:r>
+        <w:t xml:space="preserve"> (SLU Artdatabanken, 2026; Nitare &amp; Skogsstyrelsen, 2019; Miettinen &amp; Niemelä, 2018).</w:t>
+      </w:r>
+    </w:p>
+    <w:p>
+      <w:r>
+        <w:rPr>
+          <w:b/>
+        </w:rPr>
+        <w:t>Vedflamlav (NT)</w:t>
+      </w:r>
+      <w:r>
+        <w:t xml:space="preserve"> växer på gammal hård och torr, exponerad kärnved av tall, främst på högstubbar i ljusöppna lägen, t.ex. vid och på myrar, sjökanter, i glesa hällmarkskogar och i brandpräglade tallnaturskogar. Substratet nyskapas i begränsad omfattning och arten är en utmärkt indikator på höga naturvärden i denna skogstyp. Tall- och barrblandskogar med naturskogskaraktär och spår av bränder har ofta höga biologiska värden och bör skyddas. På vedflamlavens bål kan den sällsynta spiklaven/parasiten </w:t>
+      </w:r>
+      <w:r>
+        <w:rPr>
+          <w:i/>
+        </w:rPr>
+        <w:t>Calicium ramboldiicola</w:t>
+      </w:r>
+      <w:r>
+        <w:t xml:space="preserve"> (VU) påträffas (SLU Artdatabanken, 2026).</w:t>
+      </w:r>
+    </w:p>
+    <w:p>
+      <w:r>
+        <w:rPr>
+          <w:b/>
+        </w:rPr>
+        <w:t>Vedskivlav (NT)</w:t>
+      </w:r>
+      <w:r>
+        <w:t xml:space="preserve"> växer på gammal, torr, exponerad, hård kärnved av framförallt tall i naturskogsartade bestånd. Avverkning av tallskog av naturskogskaraktär med spår av återkommande bränder är ett hot. Mängden lämplig ved att växa på för vedskivlav minskar, dels på grund av naturlig nedbrytning men framförallt på grund av att de förstörs i samband med slutavverkningar, gallringar och markberedning. Tall- och blandbarrskogar av naturskogskaraktär med spår av återkommande bränder bör skyddas. Vedskivlav är typisk art för </w:t>
+      </w:r>
+      <w:r>
+        <w:rPr>
+          <w:i/>
+        </w:rPr>
+        <w:t>9010 Taiga</w:t>
+      </w:r>
+      <w:r>
+        <w:t xml:space="preserve"> (SLU Artdatabanken, 2024).</w:t>
+      </w:r>
+    </w:p>
+    <w:p>
+      <w:r>
+        <w:rPr>
+          <w:b/>
+        </w:rPr>
+        <w:t xml:space="preserve">Norrlandslav </w:t>
+      </w:r>
+      <w:r>
+        <w:t xml:space="preserve">indikerar söder om den naturliga norrlandsgränsen barrskogsbeklädda bergbranter eller andra ostörda skogsmiljöer med höga naturvärden. Norrlandslav är typisk art för </w:t>
+      </w:r>
+      <w:r>
+        <w:rPr>
+          <w:i/>
+        </w:rPr>
+        <w:t xml:space="preserve">9010 Taiga, 8110 Silikatrasmarker </w:t>
+      </w:r>
+      <w:r>
+        <w:t>och</w:t>
+      </w:r>
+      <w:r>
+        <w:rPr>
+          <w:i/>
+        </w:rPr>
+        <w:t xml:space="preserve"> 8120 Kalkrasmarker </w:t>
+      </w:r>
+      <w:r>
+        <w:t>(Nitare &amp; Skogsstyrelsen, 2000; SLU Artdatabanken, 2025).</w:t>
       </w:r>
     </w:p>
     <w:p>
@@ -382,7 +647,7 @@
         <w:rPr>
           <w:i/>
         </w:rPr>
-        <w:t>I det avverkningsanmälda skogsområdet har 1 naturvårdsarter varav 1 rödlistade arter sina livsmiljöer och växtplatser.</w:t>
+        <w:t>I det avverkningsanmälda skogsområdet har 12 naturvårdsarter varav 11 rödlistade arter sina livsmiljöer och växtplatser.</w:t>
       </w:r>
     </w:p>
     <w:p>
@@ -580,6 +845,92 @@
       </w:pPr>
       <w:r>
         <w:t>BILAGA 1 – Fridlysta arter</w:t>
+      </w:r>
+    </w:p>
+    <w:p>
+      <w:pPr>
+        <w:pStyle w:val="Heading1"/>
+      </w:pPr>
+      <w:r>
+        <w:t>Lavskrika – ekologi samt krav på livsmiljön</w:t>
+      </w:r>
+    </w:p>
+    <w:p>
+      <w:r>
+        <w:t>Lavskrika är rödlistad som nära hotad (NT), fridlyst enligt 4 § artskyddsförordningen (2007:845) och ingår i förteckningen över prioriterade arter i Skogsstyrelsens föreskrifter och allmänna råd (SKSFS 2011:7) bilaga 4. Lavskrikan är en mycket stationär fågel, som häckar i äldre, slutna och hänglavsrika barrskogar. Nyckelfaktorer är flerskiktad skog med rik undervegetation samt riklig förekomst av hänglavar (SLU Artdatabanken, 2026).</w:t>
+      </w:r>
+    </w:p>
+    <w:p>
+      <w:r>
+        <w:t xml:space="preserve">I Skogsstyrelsens vägledning för hänsyn till fåglar står bland annat att: </w:t>
+      </w:r>
+      <w:r>
+        <w:rPr>
+          <w:i/>
+        </w:rPr>
+        <w:t>“Reviren är livslånga med hemområden som varierar mellan 50 och 150 ha. Hemområdena har inga fasta gränser utan det handlar mera om de yttre gränserna för familjegruppernas rörelser. Lavskrikan undviker att förflytta sig över stora öppna områden och hemområdesstorleken är därför större i områden fragmenterade av hyggen och yngre skog än i områden med i sammanhängande äldre skog. Det finns studier som antyder att det inom ett revir bör finnas maximalt 15 % öppna ytor och ungskog. Inom ett revir av hög kvalitet finns det som regel ett eller flera kärnområden (1–20 ha) med relativt tät flerskiktad granskog.”</w:t>
+      </w:r>
+      <w:r>
+        <w:t xml:space="preserve"> Vidare att: </w:t>
+      </w:r>
+      <w:r>
+        <w:rPr>
+          <w:i/>
+        </w:rPr>
+        <w:t>“Arten missgynnas när flerskiktad skog omförs till enskiktade bestånd. Även skogsskötsel med återkommande röjning och hård gallring är starkt negativt. Lavskrikan har relativt stora hemområden och försvinner när den äldre skogen fragmenteras, särskilt allvarligt är när kärnområdena avverkas.”</w:t>
+      </w:r>
+      <w:r>
+        <w:t xml:space="preserve"> (Skogsstyrelsen 2016).</w:t>
+      </w:r>
+    </w:p>
+    <w:p>
+      <w:r>
+        <w:t xml:space="preserve">Populationen har minskat med 20 (10–30) % under de senaste 15 åren och minskningstakten bedöms vara nära gränsvärdet för sårbar (VU). Arten försvinner successivt framför allt vid dess utbredningsgränser och populationen har minskat kontinuerligt under 2000-talet. Lavskrika är typisk art för </w:t>
+      </w:r>
+      <w:r>
+        <w:rPr>
+          <w:i/>
+        </w:rPr>
+        <w:t>9010 Taiga</w:t>
+      </w:r>
+      <w:r>
+        <w:t xml:space="preserve"> (SLU Artdatabanken, 2026).</w:t>
+      </w:r>
+    </w:p>
+    <w:p>
+      <w:pPr>
+        <w:pStyle w:val="Heading2"/>
+      </w:pPr>
+      <w:r>
+        <w:t>Referenser – lavskrika</w:t>
+      </w:r>
+    </w:p>
+    <w:p>
+      <w:r>
+        <w:t xml:space="preserve">Skogsstyrelsen, 2016. </w:t>
+      </w:r>
+      <w:r>
+        <w:rPr>
+          <w:i/>
+        </w:rPr>
+        <w:t xml:space="preserve">Vägledning för hänsyn till fåglar – lavskrika. </w:t>
+      </w:r>
+      <w:r>
+        <w:t>https://www.skogsstyrelsen.se/globalassets/lag-och-tillsyn/artskydd/vagledningar-for-hansyn-till-faglar/lavskrika-vagledning-hansyn.pdf</w:t>
+      </w:r>
+    </w:p>
+    <w:p>
+      <w:r>
+        <w:t xml:space="preserve">SLU Artdatabanken, 2026. </w:t>
+      </w:r>
+      <w:r>
+        <w:rPr>
+          <w:i/>
+        </w:rPr>
+        <w:t xml:space="preserve">Artfaktablad. Naturvård – artfakta. </w:t>
+      </w:r>
+      <w:r>
+        <w:t>SLU Artdatabanken, Uppsala</w:t>
       </w:r>
     </w:p>
     <w:p>
@@ -911,7 +1262,7 @@
     <w:r>
       <w:tab/>
       <w:tab/>
-      <w:t>2026-09-26</w:t>
+      <w:t>2026-09-27</w:t>
       <w:br/>
       <w:br/>
     </w:r>

--- a/klagomål/A 50182-2025 FSC-klagomål.docx
+++ b/klagomål/A 50182-2025 FSC-klagomål.docx
@@ -1262,7 +1262,7 @@
     <w:r>
       <w:tab/>
       <w:tab/>
-      <w:t>2026-09-27</w:t>
+      <w:t>2026-09-28</w:t>
       <w:br/>
       <w:br/>
     </w:r>

--- a/klagomål/A 50182-2025 FSC-klagomål.docx
+++ b/klagomål/A 50182-2025 FSC-klagomål.docx
@@ -221,7 +221,7 @@
     </w:p>
     <w:p>
       <w:r>
-        <w:t>I och inom 17 meter från avverkningsanmälan finns fynd av 12 naturvårdsarter, varav 11 är rödlistade, 2 är fridlysta, 9 är typiska (T) och 1 är signalart (S): garnlav (VU, T), blanksvart spiklav (NT), blågrå svartspik (NT), dvärgbägarlav (NT, T), lavskrika (NT, T, §4), rosenticka (NT, T), talltagel (NT, T), tretåig hackspett (NT, T, §4), ullticka (NT, T), vedflamlav (NT), vedskivlav (NT, T) och norrlandslav (S, T). Se Figur 1.</w:t>
+        <w:t>I och inom 17 meter från avverkningsanmälan finns fynd av 13 naturvårdsarter, varav 12 är rödlistade, 2 är fridlysta, 9 är typiska (T) och 1 är signalart (S): garnlav (VU, T), blanksvart spiklav (NT), blågrå svartspik (NT), dvärgbägarlav (NT, T), lavskrika (NT, T, §4), rosenticka (NT, T), talltagel (NT, T), tretåig hackspett (NT, T, §4), ullticka (NT, T), vedflamlav (NT), vedskivlav (NT, T), vitgrynig nållav (NT) och norrlandslav (S, T). Se Figur 1.</w:t>
       </w:r>
     </w:p>
     <w:p>
@@ -517,6 +517,17 @@
         <w:rPr>
           <w:b/>
         </w:rPr>
+        <w:t>Vitgrynig nållav (NT)</w:t>
+      </w:r>
+      <w:r>
+        <w:t xml:space="preserve"> växer nästan uteslutande på bark av gamla, senvuxna granar i skuggiga lägen med hög och jämn luftfuktighet. Den vanligaste naturtypen för arten är kontinuitetsskogar på frisk mark men den finns också i sumpgranskogar. På lång sikt utgör avverkningar av olikåldriga granskogar av naturskogskaraktär ett allvarligt hot mot arten och skogsbruksåtgärder på eller i närheten av växtplatserna bör undvikas. Naturskogsartade, fuktiga granskogar med förekomster av arten signalerar höga biologiska värden och bör bevaras (SLU Artdatabanken, 2024; Nitare &amp; Skogsstyrelsen, 2019).</w:t>
+      </w:r>
+    </w:p>
+    <w:p>
+      <w:r>
+        <w:rPr>
+          <w:b/>
+        </w:rPr>
         <w:t xml:space="preserve">Norrlandslav </w:t>
       </w:r>
       <w:r>
@@ -647,7 +658,7 @@
         <w:rPr>
           <w:i/>
         </w:rPr>
-        <w:t>I det avverkningsanmälda skogsområdet har 12 naturvårdsarter varav 11 rödlistade arter sina livsmiljöer och växtplatser.</w:t>
+        <w:t>I det avverkningsanmälda skogsområdet har 13 naturvårdsarter varav 12 rödlistade arter sina livsmiljöer och växtplatser.</w:t>
       </w:r>
     </w:p>
     <w:p>
@@ -1262,7 +1273,7 @@
     <w:r>
       <w:tab/>
       <w:tab/>
-      <w:t>2026-09-28</w:t>
+      <w:t>2026-09-29</w:t>
       <w:br/>
       <w:br/>
     </w:r>

--- a/klagomål/A 50182-2025 FSC-klagomål.docx
+++ b/klagomål/A 50182-2025 FSC-klagomål.docx
@@ -1273,7 +1273,7 @@
     <w:r>
       <w:tab/>
       <w:tab/>
-      <w:t>2026-09-29</w:t>
+      <w:t>2026-09-30</w:t>
       <w:br/>
       <w:br/>
     </w:r>

--- a/klagomål/A 50182-2025 FSC-klagomål.docx
+++ b/klagomål/A 50182-2025 FSC-klagomål.docx
@@ -1273,7 +1273,7 @@
     <w:r>
       <w:tab/>
       <w:tab/>
-      <w:t>2026-09-30</w:t>
+      <w:t>2026-10-01</w:t>
       <w:br/>
       <w:br/>
     </w:r>

--- a/klagomål/A 50182-2025 FSC-klagomål.docx
+++ b/klagomål/A 50182-2025 FSC-klagomål.docx
@@ -1273,7 +1273,7 @@
     <w:r>
       <w:tab/>
       <w:tab/>
-      <w:t>2026-10-01</w:t>
+      <w:t>2026-10-02</w:t>
       <w:br/>
       <w:br/>
     </w:r>

--- a/klagomål/A 50182-2025 FSC-klagomål.docx
+++ b/klagomål/A 50182-2025 FSC-klagomål.docx
@@ -1273,7 +1273,7 @@
     <w:r>
       <w:tab/>
       <w:tab/>
-      <w:t>2026-10-02</w:t>
+      <w:t>2026-10-03</w:t>
       <w:br/>
       <w:br/>
     </w:r>

--- a/klagomål/A 50182-2025 FSC-klagomål.docx
+++ b/klagomål/A 50182-2025 FSC-klagomål.docx
@@ -1273,7 +1273,7 @@
     <w:r>
       <w:tab/>
       <w:tab/>
-      <w:t>2026-10-03</w:t>
+      <w:t>2026-10-04</w:t>
       <w:br/>
       <w:br/>
     </w:r>

--- a/klagomål/A 50182-2025 FSC-klagomål.docx
+++ b/klagomål/A 50182-2025 FSC-klagomål.docx
@@ -1273,7 +1273,7 @@
     <w:r>
       <w:tab/>
       <w:tab/>
-      <w:t>2026-10-04</w:t>
+      <w:t>2026-10-05</w:t>
       <w:br/>
       <w:br/>
     </w:r>

--- a/klagomål/A 50182-2025 FSC-klagomål.docx
+++ b/klagomål/A 50182-2025 FSC-klagomål.docx
@@ -1273,7 +1273,7 @@
     <w:r>
       <w:tab/>
       <w:tab/>
-      <w:t>2026-10-05</w:t>
+      <w:t>2026-10-06</w:t>
       <w:br/>
       <w:br/>
     </w:r>

--- a/klagomål/A 50182-2025 FSC-klagomål.docx
+++ b/klagomål/A 50182-2025 FSC-klagomål.docx
@@ -1273,7 +1273,7 @@
     <w:r>
       <w:tab/>
       <w:tab/>
-      <w:t>2026-10-06</w:t>
+      <w:t>2026-10-07</w:t>
       <w:br/>
       <w:br/>
     </w:r>

--- a/klagomål/A 50182-2025 FSC-klagomål.docx
+++ b/klagomål/A 50182-2025 FSC-klagomål.docx
@@ -1273,7 +1273,7 @@
     <w:r>
       <w:tab/>
       <w:tab/>
-      <w:t>2026-10-07</w:t>
+      <w:t>2026-10-08</w:t>
       <w:br/>
       <w:br/>
     </w:r>

--- a/klagomål/A 50182-2025 FSC-klagomål.docx
+++ b/klagomål/A 50182-2025 FSC-klagomål.docx
@@ -1273,7 +1273,7 @@
     <w:r>
       <w:tab/>
       <w:tab/>
-      <w:t>2026-10-08</w:t>
+      <w:t>2026-10-09</w:t>
       <w:br/>
       <w:br/>
     </w:r>

--- a/klagomål/A 50182-2025 FSC-klagomål.docx
+++ b/klagomål/A 50182-2025 FSC-klagomål.docx
@@ -1273,7 +1273,7 @@
     <w:r>
       <w:tab/>
       <w:tab/>
-      <w:t>2026-10-09</w:t>
+      <w:t>2026-10-10</w:t>
       <w:br/>
       <w:br/>
     </w:r>

--- a/klagomål/A 50182-2025 FSC-klagomål.docx
+++ b/klagomål/A 50182-2025 FSC-klagomål.docx
@@ -1273,7 +1273,7 @@
     <w:r>
       <w:tab/>
       <w:tab/>
-      <w:t>2026-10-10</w:t>
+      <w:t>2026-10-11</w:t>
       <w:br/>
       <w:br/>
     </w:r>

--- a/klagomål/A 50182-2025 FSC-klagomål.docx
+++ b/klagomål/A 50182-2025 FSC-klagomål.docx
@@ -1273,7 +1273,7 @@
     <w:r>
       <w:tab/>
       <w:tab/>
-      <w:t>2026-10-11</w:t>
+      <w:t>2026-10-12</w:t>
       <w:br/>
       <w:br/>
     </w:r>

--- a/klagomål/A 50182-2025 FSC-klagomål.docx
+++ b/klagomål/A 50182-2025 FSC-klagomål.docx
@@ -1273,7 +1273,7 @@
     <w:r>
       <w:tab/>
       <w:tab/>
-      <w:t>2026-10-12</w:t>
+      <w:t>2026-10-13</w:t>
       <w:br/>
       <w:br/>
     </w:r>

--- a/klagomål/A 50182-2025 FSC-klagomål.docx
+++ b/klagomål/A 50182-2025 FSC-klagomål.docx
@@ -1273,7 +1273,7 @@
     <w:r>
       <w:tab/>
       <w:tab/>
-      <w:t>2026-10-13</w:t>
+      <w:t>2026-10-14</w:t>
       <w:br/>
       <w:br/>
     </w:r>

--- a/klagomål/A 50182-2025 FSC-klagomål.docx
+++ b/klagomål/A 50182-2025 FSC-klagomål.docx
@@ -1273,7 +1273,7 @@
     <w:r>
       <w:tab/>
       <w:tab/>
-      <w:t>2026-10-14</w:t>
+      <w:t>2026-10-15</w:t>
       <w:br/>
       <w:br/>
     </w:r>

--- a/klagomål/A 50182-2025 FSC-klagomål.docx
+++ b/klagomål/A 50182-2025 FSC-klagomål.docx
@@ -1273,7 +1273,7 @@
     <w:r>
       <w:tab/>
       <w:tab/>
-      <w:t>2026-10-15</w:t>
+      <w:t>2026-10-16</w:t>
       <w:br/>
       <w:br/>
     </w:r>

--- a/klagomål/A 50182-2025 FSC-klagomål.docx
+++ b/klagomål/A 50182-2025 FSC-klagomål.docx
@@ -1273,7 +1273,7 @@
     <w:r>
       <w:tab/>
       <w:tab/>
-      <w:t>2026-10-16</w:t>
+      <w:t>2026-10-17</w:t>
       <w:br/>
       <w:br/>
     </w:r>

--- a/klagomål/A 50182-2025 FSC-klagomål.docx
+++ b/klagomål/A 50182-2025 FSC-klagomål.docx
@@ -1273,7 +1273,7 @@
     <w:r>
       <w:tab/>
       <w:tab/>
-      <w:t>2026-10-17</w:t>
+      <w:t>2026-10-18</w:t>
       <w:br/>
       <w:br/>
     </w:r>

--- a/klagomål/A 50182-2025 FSC-klagomål.docx
+++ b/klagomål/A 50182-2025 FSC-klagomål.docx
@@ -1273,7 +1273,7 @@
     <w:r>
       <w:tab/>
       <w:tab/>
-      <w:t>2026-10-18</w:t>
+      <w:t>2026-10-19</w:t>
       <w:br/>
       <w:br/>
     </w:r>

--- a/klagomål/A 50182-2025 FSC-klagomål.docx
+++ b/klagomål/A 50182-2025 FSC-klagomål.docx
@@ -1273,7 +1273,7 @@
     <w:r>
       <w:tab/>
       <w:tab/>
-      <w:t>2026-10-19</w:t>
+      <w:t>2026-10-20</w:t>
       <w:br/>
       <w:br/>
     </w:r>

--- a/klagomål/A 50182-2025 FSC-klagomål.docx
+++ b/klagomål/A 50182-2025 FSC-klagomål.docx
@@ -1273,7 +1273,7 @@
     <w:r>
       <w:tab/>
       <w:tab/>
-      <w:t>2026-10-20</w:t>
+      <w:t>2026-10-21</w:t>
       <w:br/>
       <w:br/>
     </w:r>

--- a/klagomål/A 50182-2025 FSC-klagomål.docx
+++ b/klagomål/A 50182-2025 FSC-klagomål.docx
@@ -1273,7 +1273,7 @@
     <w:r>
       <w:tab/>
       <w:tab/>
-      <w:t>2026-10-21</w:t>
+      <w:t>2026-10-22</w:t>
       <w:br/>
       <w:br/>
     </w:r>

--- a/klagomål/A 50182-2025 FSC-klagomål.docx
+++ b/klagomål/A 50182-2025 FSC-klagomål.docx
@@ -1273,7 +1273,7 @@
     <w:r>
       <w:tab/>
       <w:tab/>
-      <w:t>2026-10-22</w:t>
+      <w:t>2026-10-23</w:t>
       <w:br/>
       <w:br/>
     </w:r>

--- a/klagomål/A 50182-2025 FSC-klagomål.docx
+++ b/klagomål/A 50182-2025 FSC-klagomål.docx
@@ -1273,7 +1273,7 @@
     <w:r>
       <w:tab/>
       <w:tab/>
-      <w:t>2026-10-23</w:t>
+      <w:t>2026-10-24</w:t>
       <w:br/>
       <w:br/>
     </w:r>

--- a/klagomål/A 50182-2025 FSC-klagomål.docx
+++ b/klagomål/A 50182-2025 FSC-klagomål.docx
@@ -1273,7 +1273,7 @@
     <w:r>
       <w:tab/>
       <w:tab/>
-      <w:t>2026-10-24</w:t>
+      <w:t>2026-10-25</w:t>
       <w:br/>
       <w:br/>
     </w:r>

--- a/klagomål/A 50182-2025 FSC-klagomål.docx
+++ b/klagomål/A 50182-2025 FSC-klagomål.docx
@@ -1273,7 +1273,7 @@
     <w:r>
       <w:tab/>
       <w:tab/>
-      <w:t>2026-10-25</w:t>
+      <w:t>2026-10-26</w:t>
       <w:br/>
       <w:br/>
     </w:r>

--- a/klagomål/A 50182-2025 FSC-klagomål.docx
+++ b/klagomål/A 50182-2025 FSC-klagomål.docx
@@ -1273,7 +1273,7 @@
     <w:r>
       <w:tab/>
       <w:tab/>
-      <w:t>2026-10-26</w:t>
+      <w:t>2026-10-27</w:t>
       <w:br/>
       <w:br/>
     </w:r>

--- a/klagomål/A 50182-2025 FSC-klagomål.docx
+++ b/klagomål/A 50182-2025 FSC-klagomål.docx
@@ -1273,7 +1273,7 @@
     <w:r>
       <w:tab/>
       <w:tab/>
-      <w:t>2026-10-27</w:t>
+      <w:t>2026-10-28</w:t>
       <w:br/>
       <w:br/>
     </w:r>

--- a/klagomål/A 50182-2025 FSC-klagomål.docx
+++ b/klagomål/A 50182-2025 FSC-klagomål.docx
@@ -1273,7 +1273,7 @@
     <w:r>
       <w:tab/>
       <w:tab/>
-      <w:t>2026-10-28</w:t>
+      <w:t>2026-10-29</w:t>
       <w:br/>
       <w:br/>
     </w:r>

--- a/klagomål/A 50182-2025 FSC-klagomål.docx
+++ b/klagomål/A 50182-2025 FSC-klagomål.docx
@@ -1273,7 +1273,7 @@
     <w:r>
       <w:tab/>
       <w:tab/>
-      <w:t>2026-10-29</w:t>
+      <w:t>2026-10-31</w:t>
       <w:br/>
       <w:br/>
     </w:r>
